--- a/25-2-R-13 - Literature sources analysis using deep impostor approach.docx
+++ b/25-2-R-13 - Literature sources analysis using deep impostor approach.docx
@@ -730,10 +730,10 @@
         <w:t>particularly in short or stylistically varied segments.</w:t>
       </w:r>
     </w:p>
-    <w:p>
-      <w:pPr>
-        <w:bidi w:val="0"/>
-        <w:spacing w:after="200" w:line="276" w:lineRule="auto"/>
+    <w:bookmarkEnd w:id="0"/>
+    <w:p>
+      <w:pPr>
+        <w:bidi w:val="0"/>
         <w:rPr>
           <w:rFonts w:asciiTheme="minorBidi" w:hAnsiTheme="minorBidi"/>
           <w:sz w:val="24"/>
@@ -758,15 +758,7 @@
           <w:szCs w:val="24"/>
           <w:lang w:bidi="ar-SA"/>
         </w:rPr>
-        <w:t>)</w:t>
-      </w:r>
-      <w:r>
-        <w:rPr>
-          <w:rFonts w:asciiTheme="minorBidi" w:hAnsiTheme="minorBidi"/>
-          <w:sz w:val="24"/>
-          <w:szCs w:val="24"/>
-        </w:rPr>
-        <w:t xml:space="preserve"> [1]</w:t>
+        <w:t>) [1]</w:t>
       </w:r>
       <w:proofErr w:type="gramEnd"/>
       <w:r>
@@ -782,7 +774,6 @@
     <w:p>
       <w:pPr>
         <w:bidi w:val="0"/>
-        <w:spacing w:after="200" w:line="276" w:lineRule="auto"/>
         <w:rPr>
           <w:rFonts w:asciiTheme="minorBidi" w:hAnsiTheme="minorBidi"/>
           <w:sz w:val="24"/>
@@ -797,79 +788,39 @@
           <w:szCs w:val="24"/>
           <w:lang w:bidi="ar-SA"/>
         </w:rPr>
-        <w:t xml:space="preserve">This project builds directly on the Deep Impostors framework. Our goal is not authorship verification, but the detection of stylistic change points within a text. We segment the text into chunks, classify them using deep neural models trained to distinguish between impostors, and aggregate the results into a stylistic signal. By computing rolling distances over this signal, we can </w:t>
-      </w:r>
-      <w:r>
-        <w:rPr>
-          <w:rFonts w:asciiTheme="minorBidi" w:hAnsiTheme="minorBidi"/>
+        <w:t xml:space="preserve">This project builds directly on the Deep Impostors framework. Our goal is not authorship verification, but the detection of stylistic change points within a text. We segment the text into chunks, classify them using deep neural models trained to distinguish between impostors, and aggregate the results into a stylistic signal. To detect stylistic shifts, we compute rolling distances over this signal and then apply a </w:t>
+      </w:r>
+      <w:r>
+        <w:rPr>
+          <w:rFonts w:asciiTheme="minorBidi" w:hAnsiTheme="minorBidi"/>
+          <w:b/>
+          <w:bCs/>
           <w:sz w:val="24"/>
           <w:szCs w:val="24"/>
           <w:lang w:bidi="ar-SA"/>
         </w:rPr>
+        <w:t>Discrete Wavelet Transform (DWT)</w:t>
+      </w:r>
+      <w:r>
+        <w:rPr>
+          <w:rFonts w:asciiTheme="minorBidi" w:hAnsiTheme="minorBidi"/>
+          <w:sz w:val="24"/>
+          <w:szCs w:val="24"/>
+          <w:lang w:bidi="ar-SA"/>
+        </w:rPr>
+        <w:t xml:space="preserve">. The wavelet transform enhances robustness by highlighting meaningful stylistic </w:t>
+      </w:r>
+      <w:r>
+        <w:rPr>
+          <w:rFonts w:asciiTheme="minorBidi" w:hAnsiTheme="minorBidi"/>
+          <w:sz w:val="24"/>
+          <w:szCs w:val="24"/>
+          <w:lang w:bidi="ar-SA"/>
+        </w:rPr>
         <w:lastRenderedPageBreak/>
-        <w:t>detect stylistic shifts, which often indicate changes in authorial voice or editorial origin.</w:t>
-      </w:r>
-    </w:p>
-    <w:p>
-      <w:pPr>
-        <w:bidi w:val="0"/>
-        <w:spacing w:after="200" w:line="276" w:lineRule="auto"/>
-        <w:rPr>
-          <w:rFonts w:asciiTheme="minorBidi" w:hAnsiTheme="minorBidi"/>
-          <w:sz w:val="24"/>
-          <w:szCs w:val="24"/>
-          <w:lang w:bidi="ar-SA"/>
-        </w:rPr>
-      </w:pPr>
-      <w:r>
-        <w:rPr>
-          <w:rFonts w:asciiTheme="minorBidi" w:hAnsiTheme="minorBidi"/>
-          <w:sz w:val="24"/>
-          <w:szCs w:val="24"/>
-          <w:lang w:bidi="ar-SA"/>
-        </w:rPr>
-        <w:t>To further enhance robustness, we apply a voting mechanism based on Spearman correlation</w:t>
-      </w:r>
-      <w:r>
-        <w:rPr>
-          <w:rFonts w:asciiTheme="minorBidi" w:hAnsiTheme="minorBidi"/>
-          <w:sz w:val="24"/>
-          <w:szCs w:val="24"/>
-        </w:rPr>
-        <w:t xml:space="preserve"> [10]</w:t>
-      </w:r>
-      <w:r>
-        <w:rPr>
-          <w:rFonts w:asciiTheme="minorBidi" w:hAnsiTheme="minorBidi"/>
-          <w:sz w:val="24"/>
-          <w:szCs w:val="24"/>
-          <w:lang w:bidi="ar-SA"/>
-        </w:rPr>
-        <w:t xml:space="preserve"> across multiple impostor pair signals. This mechanism emphasizes stylistic transitions that are consistently detected by several classifier configurations, increasing segmentation reliability.</w:t>
-      </w:r>
-    </w:p>
-    <w:p>
-      <w:pPr>
-        <w:bidi w:val="0"/>
-        <w:spacing w:after="200" w:line="276" w:lineRule="auto"/>
-        <w:rPr>
-          <w:rFonts w:asciiTheme="minorBidi" w:hAnsiTheme="minorBidi"/>
-          <w:sz w:val="24"/>
-          <w:szCs w:val="24"/>
-          <w:lang w:bidi="ar-SA"/>
-        </w:rPr>
-      </w:pPr>
-      <w:r>
-        <w:rPr>
-          <w:rFonts w:asciiTheme="minorBidi" w:hAnsiTheme="minorBidi"/>
-          <w:sz w:val="24"/>
-          <w:szCs w:val="24"/>
-          <w:lang w:bidi="ar-SA"/>
-        </w:rPr>
-        <w:t>The following sections describe the mathematical principles and architectural components of the system, including word embedding, classification, signal generation, and change point analysis.</w:t>
-      </w:r>
-    </w:p>
-    <w:bookmarkEnd w:id="0"/>
+        <w:t>fluctuations while filtering out noise. This multi-resolution refinement helps capture both abrupt and gradual stylistic transitions more precisely, improving the overall accuracy and interpretability of boundary detection.</w:t>
+      </w:r>
+    </w:p>
     <w:p>
       <w:pPr>
         <w:bidi w:val="0"/>
@@ -1087,7 +1038,43 @@
           <w:sz w:val="24"/>
           <w:szCs w:val="24"/>
         </w:rPr>
-        <w:t xml:space="preserve">Following tokenization and embedding, the next stage in our pipeline involves training a binary classifier to detect stylistic patterns within individual batches </w:t>
+        <w:t>Following tokenization and embedding, the next stage in our pipeline involves training a binary classifier to detect stylistic patterns within individual batches of text. The goal of this classification step is not to assign explicit author labels, but rather to assess which of two unrelated impostor styles a given batch more closely resembles.</w:t>
+      </w:r>
+    </w:p>
+    <w:p>
+      <w:pPr>
+        <w:bidi w:val="0"/>
+        <w:rPr>
+          <w:rFonts w:asciiTheme="minorBidi" w:hAnsiTheme="minorBidi"/>
+          <w:sz w:val="24"/>
+          <w:szCs w:val="24"/>
+        </w:rPr>
+      </w:pPr>
+      <w:r>
+        <w:rPr>
+          <w:rFonts w:asciiTheme="minorBidi" w:hAnsiTheme="minorBidi"/>
+          <w:sz w:val="24"/>
+          <w:szCs w:val="24"/>
+        </w:rPr>
+        <w:t xml:space="preserve">Each classifier assigns a binary score (0 or 1) to every batch, indicating whether it is more stylistically aligned with impostor A or impostor B. These per-batch predictions are subsequently aggregated into fixed-size chunks to construct a one-dimensional </w:t>
+      </w:r>
+      <w:r>
+        <w:rPr>
+          <w:rFonts w:asciiTheme="minorBidi" w:hAnsiTheme="minorBidi"/>
+          <w:b/>
+          <w:bCs/>
+          <w:sz w:val="24"/>
+          <w:szCs w:val="24"/>
+        </w:rPr>
+        <w:t>stylistic signal</w:t>
+      </w:r>
+      <w:r>
+        <w:rPr>
+          <w:rFonts w:asciiTheme="minorBidi" w:hAnsiTheme="minorBidi"/>
+          <w:sz w:val="24"/>
+          <w:szCs w:val="24"/>
+        </w:rPr>
+        <w:t xml:space="preserve"> over the entire document. This </w:t>
       </w:r>
       <w:r>
         <w:rPr>
@@ -1096,43 +1083,7 @@
           <w:szCs w:val="24"/>
         </w:rPr>
         <w:lastRenderedPageBreak/>
-        <w:t>of text. The goal of this classification step is not to assign explicit author labels, but rather to assess which of two unrelated impostor styles a given batch more closely resembles.</w:t>
-      </w:r>
-    </w:p>
-    <w:p>
-      <w:pPr>
-        <w:bidi w:val="0"/>
-        <w:rPr>
-          <w:rFonts w:asciiTheme="minorBidi" w:hAnsiTheme="minorBidi"/>
-          <w:sz w:val="24"/>
-          <w:szCs w:val="24"/>
-        </w:rPr>
-      </w:pPr>
-      <w:r>
-        <w:rPr>
-          <w:rFonts w:asciiTheme="minorBidi" w:hAnsiTheme="minorBidi"/>
-          <w:sz w:val="24"/>
-          <w:szCs w:val="24"/>
-        </w:rPr>
-        <w:t xml:space="preserve">Each classifier assigns a binary score (0 or 1) to every batch, indicating whether it is more stylistically aligned with impostor A or impostor B. These per-batch predictions are subsequently aggregated into fixed-size chunks to construct a one-dimensional </w:t>
-      </w:r>
-      <w:r>
-        <w:rPr>
-          <w:rFonts w:asciiTheme="minorBidi" w:hAnsiTheme="minorBidi"/>
-          <w:b/>
-          <w:bCs/>
-          <w:sz w:val="24"/>
-          <w:szCs w:val="24"/>
-        </w:rPr>
-        <w:t>stylistic signal</w:t>
-      </w:r>
-      <w:r>
-        <w:rPr>
-          <w:rFonts w:asciiTheme="minorBidi" w:hAnsiTheme="minorBidi"/>
-          <w:sz w:val="24"/>
-          <w:szCs w:val="24"/>
-        </w:rPr>
-        <w:t xml:space="preserve"> over the entire document. This signal reflects stylistic continuity or fluctuation and forms the basis for identifying potential change points between different authors or sources.</w:t>
+        <w:t>signal reflects stylistic continuity or fluctuation and forms the basis for identifying potential change points between different authors or sources.</w:t>
       </w:r>
     </w:p>
     <w:p>
@@ -1444,7 +1395,47 @@
           <w:sz w:val="24"/>
           <w:szCs w:val="24"/>
         </w:rPr>
-        <w:t xml:space="preserve">This CNN–BiLSTM architecture offers a balance between local feature detection and global sequence modeling. The CNN extracts short-range stylistic elements (e.g., lexical phrases), while the BiLSTM captures </w:t>
+        <w:t>This CNN–BiLSTM architecture offers a balance between local feature detection and global sequence modeling. The CNN extracts short-range stylistic elements (e.g., lexical phrases), while the BiLSTM captures document-level flow. Together, they produce a rich stylistic signal that improves the sensitivity and accuracy of change point detection.</w:t>
+      </w:r>
+    </w:p>
+    <w:p>
+      <w:pPr>
+        <w:bidi w:val="0"/>
+        <w:rPr>
+          <w:rFonts w:asciiTheme="minorBidi" w:hAnsiTheme="minorBidi"/>
+          <w:b/>
+          <w:bCs/>
+          <w:sz w:val="24"/>
+          <w:szCs w:val="24"/>
+        </w:rPr>
+      </w:pPr>
+      <w:r>
+        <w:rPr>
+          <w:rFonts w:asciiTheme="minorBidi" w:hAnsiTheme="minorBidi"/>
+          <w:b/>
+          <w:bCs/>
+          <w:sz w:val="24"/>
+          <w:szCs w:val="24"/>
+        </w:rPr>
+        <w:t>2.2.2 BERT Classifier</w:t>
+      </w:r>
+    </w:p>
+    <w:p>
+      <w:pPr>
+        <w:bidi w:val="0"/>
+        <w:rPr>
+          <w:rFonts w:asciiTheme="minorBidi" w:hAnsiTheme="minorBidi"/>
+          <w:sz w:val="24"/>
+          <w:szCs w:val="24"/>
+        </w:rPr>
+      </w:pPr>
+      <w:r>
+        <w:rPr>
+          <w:rFonts w:asciiTheme="minorBidi" w:hAnsiTheme="minorBidi"/>
+          <w:sz w:val="24"/>
+          <w:szCs w:val="24"/>
+        </w:rPr>
+        <w:t xml:space="preserve">Bidirectional Encoder Representations from Transformers (BERT) [6] is a transformer-based language model that has significantly advanced natural language processing (NLP). Unlike CNNs, which rely on fixed-size filters to extract local features, BERT captures rich contextual dependencies by </w:t>
       </w:r>
       <w:r>
         <w:rPr>
@@ -1453,47 +1444,7 @@
           <w:szCs w:val="24"/>
         </w:rPr>
         <w:lastRenderedPageBreak/>
-        <w:t>document-level flow. Together, they produce a rich stylistic signal that improves the sensitivity and accuracy of change point detection.</w:t>
-      </w:r>
-    </w:p>
-    <w:p>
-      <w:pPr>
-        <w:bidi w:val="0"/>
-        <w:rPr>
-          <w:rFonts w:asciiTheme="minorBidi" w:hAnsiTheme="minorBidi"/>
-          <w:b/>
-          <w:bCs/>
-          <w:sz w:val="24"/>
-          <w:szCs w:val="24"/>
-        </w:rPr>
-      </w:pPr>
-      <w:r>
-        <w:rPr>
-          <w:rFonts w:asciiTheme="minorBidi" w:hAnsiTheme="minorBidi"/>
-          <w:b/>
-          <w:bCs/>
-          <w:sz w:val="24"/>
-          <w:szCs w:val="24"/>
-        </w:rPr>
-        <w:t>2.2.2 BERT Classifier</w:t>
-      </w:r>
-    </w:p>
-    <w:p>
-      <w:pPr>
-        <w:bidi w:val="0"/>
-        <w:rPr>
-          <w:rFonts w:asciiTheme="minorBidi" w:hAnsiTheme="minorBidi"/>
-          <w:sz w:val="24"/>
-          <w:szCs w:val="24"/>
-        </w:rPr>
-      </w:pPr>
-      <w:r>
-        <w:rPr>
-          <w:rFonts w:asciiTheme="minorBidi" w:hAnsiTheme="minorBidi"/>
-          <w:sz w:val="24"/>
-          <w:szCs w:val="24"/>
-        </w:rPr>
-        <w:t>Bidirectional Encoder Representations from Transformers (BERT) [6] is a transformer-based language model that has significantly advanced natural language processing (NLP). Unlike CNNs, which rely on fixed-size filters to extract local features, BERT captures rich contextual dependencies by attending to all tokens in both forward and backward directions. This enables the model to learn nuanced syntactic and semantic patterns within each input batch.</w:t>
+        <w:t>attending to all tokens in both forward and backward directions. This enables the model to learn nuanced syntactic and semantic patterns within each input batch.</w:t>
       </w:r>
     </w:p>
     <w:p>
@@ -1733,7 +1684,6 @@
           <w:sz w:val="24"/>
           <w:szCs w:val="24"/>
         </w:rPr>
-        <w:lastRenderedPageBreak/>
         <w:t>Formally, for a chunk containing predictions</w:t>
       </w:r>
       <w:r>
@@ -2100,7 +2050,16 @@
           <w:sz w:val="24"/>
           <w:szCs w:val="24"/>
         </w:rPr>
-        <w:t>This yields a one-dimensional signal vector that captures stylistic variation across the text. Signal values near 0 indicate similarity to one impostor style, while values near 1 indicate similarity to the other. Stable regions in the signal reflect stylistic consistency, while sharp fluctuations suggest potential change points, possibly corresponding to different authors or sources.</w:t>
+        <w:t xml:space="preserve">This yields a one-dimensional signal vector that captures stylistic variation across the text. Signal values near 0 indicate similarity to one impostor style, </w:t>
+      </w:r>
+      <w:r>
+        <w:rPr>
+          <w:rFonts w:asciiTheme="minorBidi" w:hAnsiTheme="minorBidi"/>
+          <w:sz w:val="24"/>
+          <w:szCs w:val="24"/>
+        </w:rPr>
+        <w:lastRenderedPageBreak/>
+        <w:t>while values near 1 indicate similarity to the other. Stable regions in the signal reflect stylistic consistency, while sharp fluctuations suggest potential change points, possibly corresponding to different authors or sources.</w:t>
       </w:r>
     </w:p>
     <w:p>
@@ -2742,59 +2701,59 @@
           <w:sz w:val="24"/>
           <w:szCs w:val="24"/>
         </w:rPr>
+        <w:t>2.5 Wavelet Transform for Enhanced Change Point Detection</w:t>
+      </w:r>
+    </w:p>
+    <w:p>
+      <w:pPr>
+        <w:bidi w:val="0"/>
+        <w:rPr>
+          <w:rFonts w:asciiTheme="minorBidi" w:hAnsiTheme="minorBidi"/>
+          <w:sz w:val="24"/>
+          <w:szCs w:val="24"/>
+        </w:rPr>
+      </w:pPr>
+      <w:r>
+        <w:rPr>
+          <w:rFonts w:asciiTheme="minorBidi" w:hAnsiTheme="minorBidi"/>
+          <w:sz w:val="24"/>
+          <w:szCs w:val="24"/>
+        </w:rPr>
+        <w:t>While the rolling squared difference method provides an effective baseline for detecting abrupt stylistic shifts, it can be sensitive to noise and may miss subtle or multi-scale transitions. To address these limitations, we incorporate the Wavelet Transform</w:t>
+      </w:r>
+      <w:r>
+        <w:rPr>
+          <w:rFonts w:asciiTheme="minorBidi" w:hAnsiTheme="minorBidi"/>
+          <w:sz w:val="24"/>
+          <w:szCs w:val="24"/>
+        </w:rPr>
+        <w:t xml:space="preserve"> [11]</w:t>
+      </w:r>
+      <w:r>
+        <w:rPr>
+          <w:rFonts w:asciiTheme="minorBidi" w:hAnsiTheme="minorBidi"/>
+          <w:sz w:val="24"/>
+          <w:szCs w:val="24"/>
+        </w:rPr>
+        <w:t>, a widely used technique in signal processing that enables multi-resolution analysis of temporal signals.</w:t>
+      </w:r>
+    </w:p>
+    <w:p>
+      <w:pPr>
+        <w:bidi w:val="0"/>
+        <w:rPr>
+          <w:rFonts w:asciiTheme="minorBidi" w:hAnsiTheme="minorBidi"/>
+          <w:sz w:val="24"/>
+          <w:szCs w:val="24"/>
+        </w:rPr>
+      </w:pPr>
+      <w:r>
+        <w:rPr>
+          <w:rFonts w:asciiTheme="minorBidi" w:hAnsiTheme="minorBidi"/>
+          <w:sz w:val="24"/>
+          <w:szCs w:val="24"/>
+        </w:rPr>
         <w:lastRenderedPageBreak/>
-        <w:t>2.5 Wavelet Transform for Enhanced Change Point Detection</w:t>
-      </w:r>
-    </w:p>
-    <w:p>
-      <w:pPr>
-        <w:bidi w:val="0"/>
-        <w:rPr>
-          <w:rFonts w:asciiTheme="minorBidi" w:hAnsiTheme="minorBidi"/>
-          <w:sz w:val="24"/>
-          <w:szCs w:val="24"/>
-        </w:rPr>
-      </w:pPr>
-      <w:r>
-        <w:rPr>
-          <w:rFonts w:asciiTheme="minorBidi" w:hAnsiTheme="minorBidi"/>
-          <w:sz w:val="24"/>
-          <w:szCs w:val="24"/>
-        </w:rPr>
-        <w:t>While the rolling squared difference method provides an effective baseline for detecting abrupt stylistic shifts, it can be sensitive to noise and may miss subtle or multi-scale transitions. To address these limitations, we incorporate the Wavelet Transform</w:t>
-      </w:r>
-      <w:r>
-        <w:rPr>
-          <w:rFonts w:asciiTheme="minorBidi" w:hAnsiTheme="minorBidi"/>
-          <w:sz w:val="24"/>
-          <w:szCs w:val="24"/>
-        </w:rPr>
-        <w:t xml:space="preserve"> [11]</w:t>
-      </w:r>
-      <w:r>
-        <w:rPr>
-          <w:rFonts w:asciiTheme="minorBidi" w:hAnsiTheme="minorBidi"/>
-          <w:sz w:val="24"/>
-          <w:szCs w:val="24"/>
-        </w:rPr>
-        <w:t>, a widely used technique in signal processing that enables multi-resolution analysis of temporal signals.</w:t>
-      </w:r>
-    </w:p>
-    <w:p>
-      <w:pPr>
-        <w:bidi w:val="0"/>
-        <w:rPr>
-          <w:rFonts w:asciiTheme="minorBidi" w:hAnsiTheme="minorBidi"/>
-          <w:sz w:val="24"/>
-          <w:szCs w:val="24"/>
-        </w:rPr>
-      </w:pPr>
-      <w:r>
-        <w:rPr>
-          <w:rFonts w:asciiTheme="minorBidi" w:hAnsiTheme="minorBidi"/>
-          <w:sz w:val="24"/>
-          <w:szCs w:val="24"/>
-        </w:rPr>
         <w:t xml:space="preserve">The Discrete Wavelet Transform (DWT) decomposes a signal into multiple levels of approximation coefficients (low-frequency trends) and detail coefficients (high-frequency components). This decomposition makes it possible to detect transient changes in the signal that are not easily visible in the raw or </w:t>
       </w:r>
       <w:proofErr w:type="gramStart"/>
@@ -3493,7 +3452,6 @@
           <w:sz w:val="24"/>
           <w:szCs w:val="24"/>
         </w:rPr>
-        <w:lastRenderedPageBreak/>
         <w:t xml:space="preserve">Optionally </w:t>
       </w:r>
       <w:proofErr w:type="gramStart"/>
@@ -3532,6 +3490,66 @@
         </w:rPr>
         <w:t>By computing a Spearman correlation matrix over all signal pairs, we can visualize inter-signal agreement using a heatmap or leverage this information to enhance the final consensus segmentation process.</w:t>
       </w:r>
+    </w:p>
+    <w:p>
+      <w:pPr>
+        <w:bidi w:val="0"/>
+        <w:rPr>
+          <w:rFonts w:asciiTheme="minorBidi" w:hAnsiTheme="minorBidi"/>
+          <w:b/>
+          <w:bCs/>
+          <w:sz w:val="24"/>
+          <w:szCs w:val="24"/>
+        </w:rPr>
+      </w:pPr>
+    </w:p>
+    <w:p>
+      <w:pPr>
+        <w:bidi w:val="0"/>
+        <w:rPr>
+          <w:rFonts w:asciiTheme="minorBidi" w:hAnsiTheme="minorBidi"/>
+          <w:b/>
+          <w:bCs/>
+          <w:sz w:val="24"/>
+          <w:szCs w:val="24"/>
+        </w:rPr>
+      </w:pPr>
+    </w:p>
+    <w:p>
+      <w:pPr>
+        <w:bidi w:val="0"/>
+        <w:rPr>
+          <w:rFonts w:asciiTheme="minorBidi" w:hAnsiTheme="minorBidi"/>
+          <w:b/>
+          <w:bCs/>
+          <w:sz w:val="24"/>
+          <w:szCs w:val="24"/>
+        </w:rPr>
+      </w:pPr>
+    </w:p>
+    <w:p>
+      <w:pPr>
+        <w:bidi w:val="0"/>
+        <w:rPr>
+          <w:rFonts w:asciiTheme="minorBidi" w:hAnsiTheme="minorBidi"/>
+          <w:b/>
+          <w:bCs/>
+          <w:sz w:val="24"/>
+          <w:szCs w:val="24"/>
+        </w:rPr>
+      </w:pPr>
+    </w:p>
+    <w:p>
+      <w:pPr>
+        <w:bidi w:val="0"/>
+        <w:rPr>
+          <w:rFonts w:asciiTheme="minorBidi" w:hAnsiTheme="minorBidi"/>
+          <w:b/>
+          <w:bCs/>
+          <w:sz w:val="24"/>
+          <w:szCs w:val="24"/>
+        </w:rPr>
+      </w:pPr>
     </w:p>
     <w:p>
       <w:pPr>
@@ -6171,25 +6189,7 @@
                                 <w:sz w:val="20"/>
                                 <w:szCs w:val="20"/>
                               </w:rPr>
-                              <w:t xml:space="preserve">3. </w:t>
-                            </w:r>
-                            <w:proofErr w:type="spellStart"/>
-                            <w:r>
-                              <w:rPr>
-                                <w:rFonts w:asciiTheme="minorBidi" w:hAnsiTheme="minorBidi"/>
-                                <w:sz w:val="20"/>
-                                <w:szCs w:val="20"/>
-                              </w:rPr>
-                              <w:t>S now</w:t>
-                            </w:r>
-                            <w:proofErr w:type="spellEnd"/>
-                            <w:r>
-                              <w:rPr>
-                                <w:rFonts w:asciiTheme="minorBidi" w:hAnsiTheme="minorBidi"/>
-                                <w:sz w:val="20"/>
-                                <w:szCs w:val="20"/>
-                              </w:rPr>
-                              <w:t xml:space="preserve"> has shape [#impostor pairs × total_chunks]</w:t>
+                              <w:t>3. S now has shape [#impostor pairs × total_chunks]</w:t>
                             </w:r>
                           </w:p>
                           <w:p>
@@ -6904,25 +6904,7 @@
                           <w:sz w:val="20"/>
                           <w:szCs w:val="20"/>
                         </w:rPr>
-                        <w:t xml:space="preserve">3. </w:t>
-                      </w:r>
-                      <w:proofErr w:type="spellStart"/>
-                      <w:r>
-                        <w:rPr>
-                          <w:rFonts w:asciiTheme="minorBidi" w:hAnsiTheme="minorBidi"/>
-                          <w:sz w:val="20"/>
-                          <w:szCs w:val="20"/>
-                        </w:rPr>
-                        <w:t>S now</w:t>
-                      </w:r>
-                      <w:proofErr w:type="spellEnd"/>
-                      <w:r>
-                        <w:rPr>
-                          <w:rFonts w:asciiTheme="minorBidi" w:hAnsiTheme="minorBidi"/>
-                          <w:sz w:val="20"/>
-                          <w:szCs w:val="20"/>
-                        </w:rPr>
-                        <w:t xml:space="preserve"> has shape [#impostor pairs × total_chunks]</w:t>
+                        <w:t>3. S now has shape [#impostor pairs × total_chunks]</w:t>
                       </w:r>
                     </w:p>
                     <w:p>
@@ -13282,7 +13264,6 @@
   <w:style w:type="character" w:default="1" w:styleId="a0">
     <w:name w:val="Default Paragraph Font"/>
     <w:uiPriority w:val="1"/>
-    <w:semiHidden/>
     <w:unhideWhenUsed/>
   </w:style>
   <w:style w:type="table" w:default="1" w:styleId="a1">
